--- a/data/revised_2026-10_full/tracked/v2/Core_Mathematics/SS2.7_Surface_Area_and_Volume_of_Solids/Core_Mathematics_Surface_Area_and_Volume_of_Solids_SummaryTable_TRACKED.docx
+++ b/data/revised_2026-10_full/tracked/v2/Core_Mathematics/SS2.7_Surface_Area_and_Volume_of_Solids/Core_Mathematics_Surface_Area_and_Volume_of_Solids_SummaryTable_TRACKED.docx
@@ -1848,7 +1848,7 @@
         </w:rPr>
         <w:t xml:space="preserve">© 2026 SeaVuria and ARES. This work is licensed under a </w:t>
       </w:r>
-      <w:hyperlink w:history="1" r:id="rId1zgduldv1y6imvtrdoqds">
+      <w:hyperlink w:history="1" r:id="rIdwehfnngiaec5votdxtffk">
         <w:r>
           <w:rPr>
             <w:rFonts w:ascii="Arial" w:cs="Arial" w:eastAsia="Arial" w:hAnsi="Arial"/>
@@ -1868,7 +1868,7 @@
         </w:rPr>
         <w:t xml:space="preserve"> (</w:t>
       </w:r>
-      <w:hyperlink w:history="1" r:id="rIdfk-iqahmdxrmux-rbqwsq">
+      <w:hyperlink w:history="1" r:id="rIdpjbanl10vp-pi5pitkfpr">
         <w:r>
           <w:rPr>
             <w:rFonts w:ascii="Arial" w:cs="Arial" w:eastAsia="Arial" w:hAnsi="Arial"/>
@@ -1888,7 +1888,7 @@
         </w:rPr>
         <w:t xml:space="preserve">). To view a copy of this license, visit </w:t>
       </w:r>
-      <w:hyperlink w:history="1" r:id="rIdecwr5sckol87pngpi8wij">
+      <w:hyperlink w:history="1" r:id="rIds5myghrlyymk_pcowyas0">
         <w:r>
           <w:rPr>
             <w:rFonts w:ascii="Arial" w:cs="Arial" w:eastAsia="Arial" w:hAnsi="Arial"/>
